--- a/FrontEndLearningDiary.docx
+++ b/FrontEndLearningDiary.docx
@@ -14,7 +14,6 @@
           <w:lang w:val="en-US"/>
         </w:rPr>
       </w:pPr>
-      <w:proofErr w:type="spellStart"/>
       <w:r>
         <w:rPr>
           <w:rFonts w:ascii="Times New Roman" w:hAnsi="Times New Roman" w:cs="Times New Roman"/>
@@ -23,9 +22,8 @@
           <w:szCs w:val="24"/>
           <w:lang w:val="en-US"/>
         </w:rPr>
-        <w:t>Lappeenrannan</w:t>
-      </w:r>
-      <w:proofErr w:type="spellEnd"/>
+        <w:t>Lappeenran</w:t>
+      </w:r>
       <w:r>
         <w:rPr>
           <w:rFonts w:ascii="Times New Roman" w:hAnsi="Times New Roman" w:cs="Times New Roman"/>
@@ -34,9 +32,8 @@
           <w:szCs w:val="24"/>
           <w:lang w:val="en-US"/>
         </w:rPr>
-        <w:t xml:space="preserve"> </w:t>
-      </w:r>
-      <w:proofErr w:type="spellStart"/>
+        <w:t xml:space="preserve">ta-Lahti University of Technology </w:t>
+      </w:r>
       <w:r>
         <w:rPr>
           <w:rFonts w:ascii="Times New Roman" w:hAnsi="Times New Roman" w:cs="Times New Roman"/>
@@ -45,9 +42,8 @@
           <w:szCs w:val="24"/>
           <w:lang w:val="en-US"/>
         </w:rPr>
-        <w:t>teknillinen</w:t>
-      </w:r>
-      <w:proofErr w:type="spellEnd"/>
+        <w:t>(</w:t>
+      </w:r>
       <w:r>
         <w:rPr>
           <w:rFonts w:ascii="Times New Roman" w:hAnsi="Times New Roman" w:cs="Times New Roman"/>
@@ -56,9 +52,8 @@
           <w:szCs w:val="24"/>
           <w:lang w:val="en-US"/>
         </w:rPr>
-        <w:t xml:space="preserve"> </w:t>
-      </w:r>
-      <w:proofErr w:type="spellStart"/>
+        <w:t>LUT</w:t>
+      </w:r>
       <w:r>
         <w:rPr>
           <w:rFonts w:ascii="Times New Roman" w:hAnsi="Times New Roman" w:cs="Times New Roman"/>
@@ -67,9 +62,8 @@
           <w:szCs w:val="24"/>
           <w:lang w:val="en-US"/>
         </w:rPr>
-        <w:t>yliopisto</w:t>
-      </w:r>
-      <w:proofErr w:type="spellEnd"/>
+        <w:t>)</w:t>
+      </w:r>
     </w:p>
     <w:p>
       <w:pPr>
@@ -83,7 +77,55 @@
           <w:lang w:val="en-US"/>
         </w:rPr>
       </w:pPr>
-      <w:r>
+    </w:p>
+    <w:p>
+      <w:pPr>
+        <w:pStyle w:val="Title"/>
+        <w:jc w:val="left"/>
+        <w:rPr>
+          <w:sz w:val="24"/>
+          <w:szCs w:val="24"/>
+          <w:lang w:val="en-US"/>
+        </w:rPr>
+      </w:pPr>
+    </w:p>
+    <w:p>
+      <w:pPr>
+        <w:pStyle w:val="Title"/>
+        <w:jc w:val="left"/>
+        <w:rPr>
+          <w:sz w:val="24"/>
+          <w:szCs w:val="24"/>
+          <w:lang w:val="en-US"/>
+        </w:rPr>
+      </w:pPr>
+    </w:p>
+    <w:p>
+      <w:pPr>
+        <w:pStyle w:val="Title"/>
+        <w:jc w:val="left"/>
+        <w:rPr>
+          <w:sz w:val="24"/>
+          <w:szCs w:val="24"/>
+          <w:lang w:val="en-US"/>
+        </w:rPr>
+      </w:pPr>
+    </w:p>
+    <w:p>
+      <w:pPr>
+        <w:pStyle w:val="Title"/>
+        <w:jc w:val="left"/>
+        <w:rPr>
+          <w:sz w:val="24"/>
+          <w:szCs w:val="24"/>
+          <w:lang w:val="en-US"/>
+        </w:rPr>
+      </w:pPr>
+    </w:p>
+    <w:p>
+      <w:pPr>
+        <w:pStyle w:val="Title"/>
+        <w:jc w:val="both"/>
         <w:rPr>
           <w:rFonts w:ascii="Times New Roman" w:hAnsi="Times New Roman" w:cs="Times New Roman"/>
           <w:b w:val="0"/>
@@ -91,9 +133,7 @@
           <w:szCs w:val="24"/>
           <w:lang w:val="en-US"/>
         </w:rPr>
-        <w:t xml:space="preserve">Name of your school </w:t>
-      </w:r>
-      <w:proofErr w:type="gramStart"/>
+      </w:pPr>
       <w:r>
         <w:rPr>
           <w:rFonts w:ascii="Times New Roman" w:hAnsi="Times New Roman" w:cs="Times New Roman"/>
@@ -102,9 +142,8 @@
           <w:szCs w:val="24"/>
           <w:lang w:val="en-US"/>
         </w:rPr>
-        <w:t>goes</w:t>
-      </w:r>
-      <w:proofErr w:type="gramEnd"/>
+        <w:t>Software</w:t>
+      </w:r>
       <w:r>
         <w:rPr>
           <w:rFonts w:ascii="Times New Roman" w:hAnsi="Times New Roman" w:cs="Times New Roman"/>
@@ -113,7 +152,7 @@
           <w:szCs w:val="24"/>
           <w:lang w:val="en-US"/>
         </w:rPr>
-        <w:t xml:space="preserve"> here (School</w:t>
+        <w:t xml:space="preserve"> Development Skills</w:t>
       </w:r>
       <w:r>
         <w:rPr>
@@ -123,9 +162,13 @@
           <w:szCs w:val="24"/>
           <w:lang w:val="en-US"/>
         </w:rPr>
-        <w:t xml:space="preserve"> of Business and Management</w:t>
-      </w:r>
-      <w:r>
+        <w:t xml:space="preserve"> Front-End, Online course</w:t>
+      </w:r>
+    </w:p>
+    <w:p>
+      <w:pPr>
+        <w:pStyle w:val="Title"/>
+        <w:jc w:val="left"/>
         <w:rPr>
           <w:rFonts w:ascii="Times New Roman" w:hAnsi="Times New Roman" w:cs="Times New Roman"/>
           <w:b w:val="0"/>
@@ -133,13 +176,51 @@
           <w:szCs w:val="24"/>
           <w:lang w:val="en-US"/>
         </w:rPr>
-        <w:t>)</w:t>
-      </w:r>
+      </w:pPr>
     </w:p>
     <w:p>
       <w:pPr>
         <w:pStyle w:val="Title"/>
-        <w:jc w:val="both"/>
+        <w:jc w:val="left"/>
+        <w:rPr>
+          <w:rFonts w:ascii="Times New Roman" w:hAnsi="Times New Roman" w:cs="Times New Roman"/>
+          <w:sz w:val="24"/>
+          <w:szCs w:val="24"/>
+          <w:lang w:val="en-US"/>
+        </w:rPr>
+      </w:pPr>
+      <w:r>
+        <w:rPr>
+          <w:rFonts w:ascii="Times New Roman" w:hAnsi="Times New Roman" w:cs="Times New Roman"/>
+          <w:sz w:val="24"/>
+          <w:szCs w:val="24"/>
+          <w:lang w:val="en-US"/>
+        </w:rPr>
+        <w:t>Oskari Antintupa</w:t>
+      </w:r>
+      <w:r>
+        <w:rPr>
+          <w:rFonts w:ascii="Times New Roman" w:hAnsi="Times New Roman" w:cs="Times New Roman"/>
+          <w:sz w:val="24"/>
+          <w:szCs w:val="24"/>
+          <w:lang w:val="en-US"/>
+        </w:rPr>
+        <w:t xml:space="preserve">, </w:t>
+      </w:r>
+      <w:r>
+        <w:rPr>
+          <w:rFonts w:ascii="Times New Roman" w:hAnsi="Times New Roman" w:cs="Times New Roman"/>
+          <w:sz w:val="24"/>
+          <w:szCs w:val="24"/>
+          <w:lang w:val="en-US"/>
+        </w:rPr>
+        <w:t>003368066</w:t>
+      </w:r>
+    </w:p>
+    <w:p>
+      <w:pPr>
+        <w:pStyle w:val="Title"/>
+        <w:jc w:val="left"/>
         <w:rPr>
           <w:rFonts w:ascii="Times New Roman" w:hAnsi="Times New Roman" w:cs="Times New Roman"/>
           <w:b w:val="0"/>
@@ -154,50 +235,6 @@
         <w:pStyle w:val="Title"/>
         <w:jc w:val="left"/>
         <w:rPr>
-          <w:sz w:val="24"/>
-          <w:szCs w:val="24"/>
-          <w:lang w:val="en-US"/>
-        </w:rPr>
-      </w:pPr>
-    </w:p>
-    <w:p>
-      <w:pPr>
-        <w:pStyle w:val="Title"/>
-        <w:jc w:val="left"/>
-        <w:rPr>
-          <w:sz w:val="24"/>
-          <w:szCs w:val="24"/>
-          <w:lang w:val="en-US"/>
-        </w:rPr>
-      </w:pPr>
-    </w:p>
-    <w:p>
-      <w:pPr>
-        <w:pStyle w:val="Title"/>
-        <w:jc w:val="left"/>
-        <w:rPr>
-          <w:sz w:val="24"/>
-          <w:szCs w:val="24"/>
-          <w:lang w:val="en-US"/>
-        </w:rPr>
-      </w:pPr>
-    </w:p>
-    <w:p>
-      <w:pPr>
-        <w:pStyle w:val="Title"/>
-        <w:jc w:val="left"/>
-        <w:rPr>
-          <w:sz w:val="24"/>
-          <w:szCs w:val="24"/>
-          <w:lang w:val="en-US"/>
-        </w:rPr>
-      </w:pPr>
-    </w:p>
-    <w:p>
-      <w:pPr>
-        <w:pStyle w:val="Title"/>
-        <w:jc w:val="both"/>
-        <w:rPr>
           <w:rFonts w:ascii="Times New Roman" w:hAnsi="Times New Roman" w:cs="Times New Roman"/>
           <w:b w:val="0"/>
           <w:sz w:val="24"/>
@@ -205,36 +242,6 @@
           <w:lang w:val="en-US"/>
         </w:rPr>
       </w:pPr>
-      <w:r>
-        <w:rPr>
-          <w:rFonts w:ascii="Times New Roman" w:hAnsi="Times New Roman" w:cs="Times New Roman"/>
-          <w:b w:val="0"/>
-          <w:sz w:val="24"/>
-          <w:szCs w:val="24"/>
-          <w:lang w:val="en-US"/>
-        </w:rPr>
-        <w:t>Software</w:t>
-      </w:r>
-      <w:r>
-        <w:rPr>
-          <w:rFonts w:ascii="Times New Roman" w:hAnsi="Times New Roman" w:cs="Times New Roman"/>
-          <w:b w:val="0"/>
-          <w:sz w:val="24"/>
-          <w:szCs w:val="24"/>
-          <w:lang w:val="en-US"/>
-        </w:rPr>
-        <w:t xml:space="preserve"> Development Skills</w:t>
-      </w:r>
-      <w:r>
-        <w:rPr>
-          <w:rFonts w:ascii="Times New Roman" w:hAnsi="Times New Roman" w:cs="Times New Roman"/>
-          <w:b w:val="0"/>
-          <w:sz w:val="24"/>
-          <w:szCs w:val="24"/>
-          <w:lang w:val="en-US"/>
-        </w:rPr>
-        <w:t xml:space="preserve"> Front-End, Online course</w:t>
-      </w:r>
     </w:p>
     <w:p>
       <w:pPr>
@@ -242,282 +249,16 @@
         <w:jc w:val="left"/>
         <w:rPr>
           <w:rFonts w:ascii="Times New Roman" w:hAnsi="Times New Roman" w:cs="Times New Roman"/>
-          <w:b w:val="0"/>
-          <w:sz w:val="24"/>
-          <w:szCs w:val="24"/>
-          <w:lang w:val="en-US"/>
-        </w:rPr>
-      </w:pPr>
-    </w:p>
-    <w:p>
-      <w:pPr>
-        <w:pStyle w:val="Title"/>
-        <w:jc w:val="left"/>
+          <w:lang w:val="en-US"/>
+        </w:rPr>
+      </w:pPr>
+      <w:r>
         <w:rPr>
           <w:rFonts w:ascii="Times New Roman" w:hAnsi="Times New Roman" w:cs="Times New Roman"/>
-          <w:sz w:val="24"/>
-          <w:szCs w:val="24"/>
-          <w:lang w:val="en-US"/>
-        </w:rPr>
-      </w:pPr>
-      <w:r>
-        <w:rPr>
-          <w:rFonts w:ascii="Times New Roman" w:hAnsi="Times New Roman" w:cs="Times New Roman"/>
-          <w:sz w:val="24"/>
-          <w:szCs w:val="24"/>
-          <w:lang w:val="en-US"/>
-        </w:rPr>
-        <w:t>Oskari Antintupa</w:t>
-      </w:r>
-      <w:r>
-        <w:rPr>
-          <w:rFonts w:ascii="Times New Roman" w:hAnsi="Times New Roman" w:cs="Times New Roman"/>
-          <w:sz w:val="24"/>
-          <w:szCs w:val="24"/>
-          <w:lang w:val="en-US"/>
-        </w:rPr>
-        <w:t xml:space="preserve">, </w:t>
-      </w:r>
-      <w:r>
-        <w:rPr>
-          <w:rFonts w:ascii="Times New Roman" w:hAnsi="Times New Roman" w:cs="Times New Roman"/>
-          <w:sz w:val="24"/>
-          <w:szCs w:val="24"/>
-          <w:lang w:val="en-US"/>
-        </w:rPr>
-        <w:t>003368066</w:t>
-      </w:r>
-    </w:p>
-    <w:p>
-      <w:pPr>
-        <w:pStyle w:val="Title"/>
-        <w:jc w:val="left"/>
-        <w:rPr>
-          <w:rFonts w:ascii="Times New Roman" w:hAnsi="Times New Roman" w:cs="Times New Roman"/>
-          <w:b w:val="0"/>
-          <w:sz w:val="24"/>
-          <w:szCs w:val="24"/>
-          <w:lang w:val="en-US"/>
-        </w:rPr>
-      </w:pPr>
-    </w:p>
-    <w:p>
-      <w:pPr>
-        <w:pStyle w:val="Title"/>
-        <w:jc w:val="left"/>
-        <w:rPr>
-          <w:rFonts w:ascii="Times New Roman" w:hAnsi="Times New Roman" w:cs="Times New Roman"/>
-          <w:b w:val="0"/>
-          <w:sz w:val="24"/>
-          <w:szCs w:val="24"/>
-          <w:lang w:val="en-US"/>
-        </w:rPr>
-      </w:pPr>
-    </w:p>
-    <w:p>
-      <w:pPr>
-        <w:pStyle w:val="Title"/>
-        <w:jc w:val="left"/>
-        <w:rPr>
-          <w:rFonts w:ascii="Times New Roman" w:hAnsi="Times New Roman" w:cs="Times New Roman"/>
-          <w:lang w:val="en-US"/>
-        </w:rPr>
-      </w:pPr>
-      <w:r>
-        <w:rPr>
-          <w:rFonts w:ascii="Times New Roman" w:hAnsi="Times New Roman" w:cs="Times New Roman"/>
-          <w:lang w:val="en-US"/>
-        </w:rPr>
-        <w:t xml:space="preserve">LEARNING DIARY, </w:t>
-      </w:r>
-      <w:r>
-        <w:rPr>
-          <w:rFonts w:ascii="Times New Roman" w:hAnsi="Times New Roman" w:cs="Times New Roman"/>
-          <w:lang w:val="en-US"/>
-        </w:rPr>
-        <w:t>&lt;CHOSEN MODULE NAME&gt; MODULE</w:t>
-      </w:r>
-    </w:p>
-    <w:p>
-      <w:pPr>
-        <w:pStyle w:val="Heading5"/>
-        <w:numPr>
-          <w:ilvl w:val="0"/>
-          <w:numId w:val="0"/>
-        </w:numPr>
-        <w:jc w:val="left"/>
-        <w:rPr>
-          <w:sz w:val="24"/>
-          <w:szCs w:val="24"/>
-          <w:lang w:val="en-US"/>
-        </w:rPr>
-      </w:pPr>
-    </w:p>
-    <w:p>
-      <w:pPr>
-        <w:rPr>
-          <w:lang w:val="en-US"/>
-        </w:rPr>
-      </w:pPr>
-    </w:p>
-    <w:p>
-      <w:pPr>
-        <w:rPr>
-          <w:lang w:val="en-US"/>
-        </w:rPr>
-      </w:pPr>
-      <w:proofErr w:type="gramStart"/>
-      <w:r>
-        <w:rPr>
-          <w:lang w:val="en-US"/>
-        </w:rPr>
-        <w:t>Date :</w:t>
-      </w:r>
-      <w:proofErr w:type="gramEnd"/>
-      <w:r>
-        <w:rPr>
-          <w:lang w:val="en-US"/>
-        </w:rPr>
-        <w:t xml:space="preserve"> </w:t>
-      </w:r>
-      <w:proofErr w:type="gramStart"/>
-      <w:r>
-        <w:rPr>
-          <w:lang w:val="en-US"/>
-        </w:rPr>
-        <w:t>( date</w:t>
-      </w:r>
-      <w:proofErr w:type="gramEnd"/>
-      <w:r>
-        <w:rPr>
-          <w:lang w:val="en-US"/>
-        </w:rPr>
-        <w:t xml:space="preserve"> here)</w:t>
-      </w:r>
-    </w:p>
-    <w:p>
-      <w:pPr>
-        <w:rPr>
-          <w:lang w:val="en-US"/>
-        </w:rPr>
-      </w:pPr>
-      <w:proofErr w:type="gramStart"/>
-      <w:r>
-        <w:rPr>
-          <w:lang w:val="en-US"/>
-        </w:rPr>
-        <w:t>Activity :</w:t>
-      </w:r>
-      <w:proofErr w:type="gramEnd"/>
-      <w:r>
-        <w:rPr>
-          <w:lang w:val="en-US"/>
-        </w:rPr>
-        <w:t xml:space="preserve"> Video lecture or other activity details here</w:t>
-      </w:r>
-    </w:p>
-    <w:p>
-      <w:pPr>
-        <w:rPr>
-          <w:lang w:val="en-US"/>
-        </w:rPr>
-      </w:pPr>
-      <w:r>
-        <w:rPr>
-          <w:lang w:val="en-US"/>
-        </w:rPr>
-        <w:t>Learning outcome: what did I learn</w:t>
-      </w:r>
-    </w:p>
-    <w:p>
-      <w:pPr>
-        <w:rPr>
-          <w:lang w:val="en-US"/>
-        </w:rPr>
-      </w:pPr>
-    </w:p>
-    <w:p>
-      <w:pPr>
-        <w:rPr>
-          <w:lang w:val="en-US"/>
-        </w:rPr>
-      </w:pPr>
-    </w:p>
-    <w:p>
-      <w:pPr>
-        <w:rPr>
-          <w:lang w:val="en-US"/>
-        </w:rPr>
-      </w:pPr>
-      <w:proofErr w:type="gramStart"/>
-      <w:r>
-        <w:rPr>
-          <w:lang w:val="en-US"/>
-        </w:rPr>
-        <w:t>Date :</w:t>
-      </w:r>
-      <w:proofErr w:type="gramEnd"/>
-      <w:r>
-        <w:rPr>
-          <w:lang w:val="en-US"/>
-        </w:rPr>
-        <w:t xml:space="preserve"> </w:t>
-      </w:r>
-      <w:proofErr w:type="gramStart"/>
-      <w:r>
-        <w:rPr>
-          <w:lang w:val="en-US"/>
-        </w:rPr>
-        <w:t>( date</w:t>
-      </w:r>
-      <w:proofErr w:type="gramEnd"/>
-      <w:r>
-        <w:rPr>
-          <w:lang w:val="en-US"/>
-        </w:rPr>
-        <w:t xml:space="preserve"> here)</w:t>
-      </w:r>
-    </w:p>
-    <w:p>
-      <w:pPr>
-        <w:rPr>
-          <w:lang w:val="en-US"/>
-        </w:rPr>
-      </w:pPr>
-      <w:proofErr w:type="gramStart"/>
-      <w:r>
-        <w:rPr>
-          <w:lang w:val="en-US"/>
-        </w:rPr>
-        <w:t>Activity :</w:t>
-      </w:r>
-      <w:proofErr w:type="gramEnd"/>
-      <w:r>
-        <w:rPr>
-          <w:lang w:val="en-US"/>
-        </w:rPr>
-        <w:t xml:space="preserve"> Video lecture or other activity details here</w:t>
-      </w:r>
-    </w:p>
-    <w:p>
-      <w:pPr>
-        <w:rPr>
-          <w:lang w:val="en-US"/>
-        </w:rPr>
-      </w:pPr>
-      <w:r>
-        <w:rPr>
-          <w:lang w:val="en-US"/>
-        </w:rPr>
-        <w:t>Learning outcome: what did I learn</w:t>
-      </w:r>
-    </w:p>
-    <w:p>
-      <w:pPr>
-        <w:rPr>
-          <w:lang w:val="en-US"/>
-        </w:rPr>
-      </w:pPr>
+          <w:lang w:val="en-US"/>
+        </w:rPr>
+        <w:t>LEARNING DIARY</w:t>
+      </w:r>
     </w:p>
     <w:p>
       <w:pPr>
@@ -2696,6 +2437,7 @@
   <w:style w:type="character" w:default="1" w:styleId="DefaultParagraphFont">
     <w:name w:val="Default Paragraph Font"/>
     <w:uiPriority w:val="1"/>
+    <w:semiHidden/>
     <w:unhideWhenUsed/>
   </w:style>
   <w:style w:type="table" w:default="1" w:styleId="TableNormal">
@@ -3630,12 +3372,12 @@
 </file>
 
 <file path=customXml/item1.xml><?xml version="1.0" encoding="utf-8"?>
-<?mso-contentType ?>
-<FormTemplates xmlns="http://schemas.microsoft.com/sharepoint/v3/contenttype/forms">
-  <Display>DocumentLibraryForm</Display>
-  <Edit>DocumentLibraryForm</Edit>
-  <New>DocumentLibraryForm</New>
-</FormTemplates>
+<p:properties xmlns:p="http://schemas.microsoft.com/office/2006/metadata/properties" xmlns:xsi="http://www.w3.org/2001/XMLSchema-instance" xmlns:pc="http://schemas.microsoft.com/office/infopath/2007/PartnerControls">
+  <documentManagement>
+    <PublishingExpirationDate xmlns="http://schemas.microsoft.com/sharepoint/v3" xsi:nil="true"/>
+    <PublishingStartDate xmlns="http://schemas.microsoft.com/sharepoint/v3" xsi:nil="true"/>
+  </documentManagement>
+</p:properties>
 </file>
 
 <file path=customXml/item2.xml><?xml version="1.0" encoding="utf-8"?>
@@ -3705,18 +3447,20 @@
 </file>
 
 <file path=customXml/item3.xml><?xml version="1.0" encoding="utf-8"?>
-<p:properties xmlns:p="http://schemas.microsoft.com/office/2006/metadata/properties" xmlns:xsi="http://www.w3.org/2001/XMLSchema-instance" xmlns:pc="http://schemas.microsoft.com/office/infopath/2007/PartnerControls">
-  <documentManagement>
-    <PublishingExpirationDate xmlns="http://schemas.microsoft.com/sharepoint/v3" xsi:nil="true"/>
-    <PublishingStartDate xmlns="http://schemas.microsoft.com/sharepoint/v3" xsi:nil="true"/>
-  </documentManagement>
-</p:properties>
+<?mso-contentType ?>
+<FormTemplates xmlns="http://schemas.microsoft.com/sharepoint/v3/contenttype/forms">
+  <Display>DocumentLibraryForm</Display>
+  <Edit>DocumentLibraryForm</Edit>
+  <New>DocumentLibraryForm</New>
+</FormTemplates>
 </file>
 
 <file path=customXml/itemProps1.xml><?xml version="1.0" encoding="utf-8"?>
-<ds:datastoreItem xmlns:ds="http://schemas.openxmlformats.org/officeDocument/2006/customXml" ds:itemID="{13FBD2FA-5696-460D-A278-9A302A0F72AE}">
+<ds:datastoreItem xmlns:ds="http://schemas.openxmlformats.org/officeDocument/2006/customXml" ds:itemID="{FA8F0064-303C-446D-896E-46EEB9A79DC3}">
   <ds:schemaRefs>
-    <ds:schemaRef ds:uri="http://schemas.microsoft.com/sharepoint/v3/contenttype/forms"/>
+    <ds:schemaRef ds:uri="http://schemas.microsoft.com/office/2006/metadata/properties"/>
+    <ds:schemaRef ds:uri="http://schemas.microsoft.com/office/infopath/2007/PartnerControls"/>
+    <ds:schemaRef ds:uri="http://schemas.microsoft.com/sharepoint/v3"/>
   </ds:schemaRefs>
 </ds:datastoreItem>
 </file>
@@ -3739,11 +3483,9 @@
 </file>
 
 <file path=customXml/itemProps3.xml><?xml version="1.0" encoding="utf-8"?>
-<ds:datastoreItem xmlns:ds="http://schemas.openxmlformats.org/officeDocument/2006/customXml" ds:itemID="{FA8F0064-303C-446D-896E-46EEB9A79DC3}">
+<ds:datastoreItem xmlns:ds="http://schemas.openxmlformats.org/officeDocument/2006/customXml" ds:itemID="{13FBD2FA-5696-460D-A278-9A302A0F72AE}">
   <ds:schemaRefs>
-    <ds:schemaRef ds:uri="http://schemas.microsoft.com/office/2006/metadata/properties"/>
-    <ds:schemaRef ds:uri="http://schemas.microsoft.com/office/infopath/2007/PartnerControls"/>
-    <ds:schemaRef ds:uri="http://schemas.microsoft.com/sharepoint/v3"/>
+    <ds:schemaRef ds:uri="http://schemas.microsoft.com/sharepoint/v3/contenttype/forms"/>
   </ds:schemaRefs>
 </ds:datastoreItem>
 </file>